--- a/Central de Recursos - Manual de uso.docx
+++ b/Central de Recursos - Manual de uso.docx
@@ -51,7 +51,7 @@
           <w:sz w:val="24"/>
           <w:szCs w:val="24"/>
         </w:rPr>
-        <w:t xml:space="preserve">O que o programa faz, como se usa, e o que ele ainda não faz — versão 3.4</w:t>
+        <w:t xml:space="preserve">O que o programa faz, como se usa, e o que ele ainda não faz — versão 3.5</w:t>
       </w:r>
     </w:p>
     <w:p>
@@ -697,7 +697,47 @@
           <w:sz w:val="22"/>
           <w:szCs w:val="22"/>
         </w:rPr>
-        <w:t xml:space="preserve">O cadastro pergunta pouco de propósito: código/nome do protocolo, patrocinador, o modelo de protocolo (que já preenche as visitas no formato mais usado), o período combinado com o cliente e os grupos de participantes. Só isso.</w:t>
+        <w:t xml:space="preserve">A primeira escolha é o peso: </w:t>
+      </w:r>
+      <w:r>
+        <w:rPr>
+          <w:rFonts w:ascii="Calibri" w:cs="Calibri" w:eastAsia="Calibri" w:hAnsi="Calibri"/>
+          <w:b/>
+          <w:bCs/>
+          <w:color w:val="10232B"/>
+          <w:sz w:val="22"/>
+          <w:szCs w:val="22"/>
+        </w:rPr>
+        <w:t xml:space="preserve">reserva</w:t>
+      </w:r>
+      <w:r>
+        <w:rPr>
+          <w:rFonts w:ascii="Calibri" w:cs="Calibri" w:eastAsia="Calibri" w:hAnsi="Calibri"/>
+          <w:color w:val="10232B"/>
+          <w:sz w:val="22"/>
+          <w:szCs w:val="22"/>
+        </w:rPr>
+        <w:t xml:space="preserve"> (vale desde já e ocupa a agenda) ou </w:t>
+      </w:r>
+      <w:r>
+        <w:rPr>
+          <w:rFonts w:ascii="Calibri" w:cs="Calibri" w:eastAsia="Calibri" w:hAnsi="Calibri"/>
+          <w:b/>
+          <w:bCs/>
+          <w:color w:val="10232B"/>
+          <w:sz w:val="22"/>
+          <w:szCs w:val="22"/>
+        </w:rPr>
+        <w:t xml:space="preserve">estimativa</w:t>
+      </w:r>
+      <w:r>
+        <w:rPr>
+          <w:rFonts w:ascii="Calibri" w:cs="Calibri" w:eastAsia="Calibri" w:hAnsi="Calibri"/>
+          <w:color w:val="10232B"/>
+          <w:sz w:val="22"/>
+          <w:szCs w:val="22"/>
+        </w:rPr>
+        <w:t xml:space="preserve"> (previsão de orçamento). Depois, o cadastro pergunta pouco de propósito: código/nome do protocolo, patrocinador, o modelo de protocolo (que já preenche as visitas no formato mais usado), o período combinado com o cliente e os grupos de participantes. Só isso.</w:t>
       </w:r>
     </w:p>
     <w:p>
@@ -1004,6 +1044,310 @@
       <w:pPr>
         <w:spacing w:after="200"/>
       </w:pPr>
+    </w:p>
+    <w:p>
+      <w:pPr>
+        <w:pStyle w:val="Heading2"/>
+        <w:spacing w:after="90" w:before="240"/>
+      </w:pPr>
+      <w:r>
+        <w:rPr>
+          <w:rFonts w:ascii="Calibri" w:cs="Calibri" w:eastAsia="Calibri" w:hAnsi="Calibri"/>
+          <w:b/>
+          <w:bCs/>
+          <w:color w:val="10232B"/>
+          <w:sz w:val="24"/>
+          <w:szCs w:val="24"/>
+        </w:rPr>
+        <w:t xml:space="preserve">Reserva ou estimativa — a mesma ficha, com peso diferente</w:t>
+      </w:r>
+    </w:p>
+    <w:p>
+      <w:pPr>
+        <w:spacing w:after="120" w:line="276"/>
+      </w:pPr>
+      <w:r>
+        <w:rPr>
+          <w:rFonts w:ascii="Calibri" w:cs="Calibri" w:eastAsia="Calibri" w:hAnsi="Calibri"/>
+          <w:color w:val="10232B"/>
+          <w:sz w:val="22"/>
+          <w:szCs w:val="22"/>
+        </w:rPr>
+        <w:t xml:space="preserve">Estimativa deixou de ser uma tela à parte. Uma estimativa </w:t>
+      </w:r>
+      <w:r>
+        <w:rPr>
+          <w:rFonts w:ascii="Calibri" w:cs="Calibri" w:eastAsia="Calibri" w:hAnsi="Calibri"/>
+          <w:b/>
+          <w:bCs/>
+          <w:color w:val="10232B"/>
+          <w:sz w:val="22"/>
+          <w:szCs w:val="22"/>
+        </w:rPr>
+        <w:t xml:space="preserve">é</w:t>
+      </w:r>
+      <w:r>
+        <w:rPr>
+          <w:rFonts w:ascii="Calibri" w:cs="Calibri" w:eastAsia="Calibri" w:hAnsi="Calibri"/>
+          <w:color w:val="10232B"/>
+          <w:sz w:val="22"/>
+          <w:szCs w:val="22"/>
+        </w:rPr>
+        <w:t xml:space="preserve"> um estudo: mesmo protocolo, mesmo patrocinador, mesmas visitas. O que muda é uma coisa só — se ela já vale ou se está só segurando lugar.</w:t>
+      </w:r>
+    </w:p>
+    <w:tbl>
+      <w:tblPr>
+        <w:tblW w:type="dxa" w:w="9360"/>
+        <w:tblBorders>
+          <w:top w:val="single" w:color="D7E2E2" w:sz="2"/>
+          <w:left w:val="none" w:color="FFFFFF" w:sz="0"/>
+          <w:bottom w:val="single" w:color="D7E2E2" w:sz="2"/>
+          <w:right w:val="none" w:color="FFFFFF" w:sz="0"/>
+          <w:insideH w:val="single" w:color="D7E2E2" w:sz="2"/>
+          <w:insideV w:val="none" w:color="FFFFFF" w:sz="0"/>
+        </w:tblBorders>
+      </w:tblPr>
+      <w:tblGrid>
+        <w:gridCol w:w="2600"/>
+        <w:gridCol w:w="6760"/>
+      </w:tblGrid>
+      <w:tr>
+        <w:trPr>
+          <w:tblHeader/>
+        </w:trPr>
+        <w:tc>
+          <w:tcPr>
+            <w:tcW w:type="dxa" w:w="2600"/>
+            <w:shd w:fill="F2F6F6" w:val="clear"/>
+            <w:tcMar>
+              <w:top w:type="dxa" w:w="90"/>
+              <w:left w:type="dxa" w:w="130"/>
+              <w:bottom w:type="dxa" w:w="90"/>
+              <w:right w:type="dxa" w:w="130"/>
+            </w:tcMar>
+          </w:tcPr>
+          <w:p>
+            <w:r>
+              <w:rPr>
+                <w:rFonts w:ascii="Calibri" w:cs="Calibri" w:eastAsia="Calibri" w:hAnsi="Calibri"/>
+                <w:b/>
+                <w:bCs/>
+                <w:color w:val="0A5E5D"/>
+                <w:sz w:val="21"/>
+                <w:szCs w:val="21"/>
+              </w:rPr>
+              <w:t xml:space="preserve">Escolha</w:t>
+            </w:r>
+          </w:p>
+        </w:tc>
+        <w:tc>
+          <w:tcPr>
+            <w:tcW w:type="dxa" w:w="6760"/>
+            <w:shd w:fill="F2F6F6" w:val="clear"/>
+            <w:tcMar>
+              <w:top w:type="dxa" w:w="90"/>
+              <w:left w:type="dxa" w:w="130"/>
+              <w:bottom w:type="dxa" w:w="90"/>
+              <w:right w:type="dxa" w:w="130"/>
+            </w:tcMar>
+          </w:tcPr>
+          <w:p>
+            <w:r>
+              <w:rPr>
+                <w:rFonts w:ascii="Calibri" w:cs="Calibri" w:eastAsia="Calibri" w:hAnsi="Calibri"/>
+                <w:b/>
+                <w:bCs/>
+                <w:color w:val="0A5E5D"/>
+                <w:sz w:val="21"/>
+                <w:szCs w:val="21"/>
+              </w:rPr>
+              <w:t xml:space="preserve">O que acontece na agenda</w:t>
+            </w:r>
+          </w:p>
+        </w:tc>
+      </w:tr>
+      <w:tr>
+        <w:tc>
+          <w:tcPr>
+            <w:tcW w:type="dxa" w:w="2600"/>
+            <w:tcMar>
+              <w:top w:type="dxa" w:w="90"/>
+              <w:left w:type="dxa" w:w="130"/>
+              <w:bottom w:type="dxa" w:w="90"/>
+              <w:right w:type="dxa" w:w="130"/>
+            </w:tcMar>
+          </w:tcPr>
+          <w:p>
+            <w:pPr>
+              <w:spacing w:line="264"/>
+            </w:pPr>
+            <w:r>
+              <w:rPr>
+                <w:rFonts w:ascii="Calibri" w:cs="Calibri" w:eastAsia="Calibri" w:hAnsi="Calibri"/>
+                <w:color w:val="10232B"/>
+                <w:sz w:val="21"/>
+                <w:szCs w:val="21"/>
+              </w:rPr>
+              <w:t xml:space="preserve">Reserva</w:t>
+            </w:r>
+          </w:p>
+        </w:tc>
+        <w:tc>
+          <w:tcPr>
+            <w:tcW w:type="dxa" w:w="6760"/>
+            <w:tcMar>
+              <w:top w:type="dxa" w:w="90"/>
+              <w:left w:type="dxa" w:w="130"/>
+              <w:bottom w:type="dxa" w:w="90"/>
+              <w:right w:type="dxa" w:w="130"/>
+            </w:tcMar>
+          </w:tcPr>
+          <w:p>
+            <w:pPr>
+              <w:spacing w:line="264"/>
+            </w:pPr>
+            <w:r>
+              <w:rPr>
+                <w:rFonts w:ascii="Calibri" w:cs="Calibri" w:eastAsia="Calibri" w:hAnsi="Calibri"/>
+                <w:color w:val="10232B"/>
+                <w:sz w:val="21"/>
+                <w:szCs w:val="21"/>
+              </w:rPr>
+              <w:t xml:space="preserve">Ocupa de verdade. É o comportamento normal do sistema.</w:t>
+            </w:r>
+          </w:p>
+        </w:tc>
+      </w:tr>
+      <w:tr>
+        <w:tc>
+          <w:tcPr>
+            <w:tcW w:type="dxa" w:w="2600"/>
+            <w:tcMar>
+              <w:top w:type="dxa" w:w="90"/>
+              <w:left w:type="dxa" w:w="130"/>
+              <w:bottom w:type="dxa" w:w="90"/>
+              <w:right w:type="dxa" w:w="130"/>
+            </w:tcMar>
+          </w:tcPr>
+          <w:p>
+            <w:pPr>
+              <w:spacing w:line="264"/>
+            </w:pPr>
+            <w:r>
+              <w:rPr>
+                <w:rFonts w:ascii="Calibri" w:cs="Calibri" w:eastAsia="Calibri" w:hAnsi="Calibri"/>
+                <w:color w:val="10232B"/>
+                <w:sz w:val="21"/>
+                <w:szCs w:val="21"/>
+              </w:rPr>
+              <w:t xml:space="preserve">Estimativa, sem segurar</w:t>
+            </w:r>
+          </w:p>
+        </w:tc>
+        <w:tc>
+          <w:tcPr>
+            <w:tcW w:type="dxa" w:w="6760"/>
+            <w:tcMar>
+              <w:top w:type="dxa" w:w="90"/>
+              <w:left w:type="dxa" w:w="130"/>
+              <w:bottom w:type="dxa" w:w="90"/>
+              <w:right w:type="dxa" w:w="130"/>
+            </w:tcMar>
+          </w:tcPr>
+          <w:p>
+            <w:pPr>
+              <w:spacing w:line="264"/>
+            </w:pPr>
+            <w:r>
+              <w:rPr>
+                <w:rFonts w:ascii="Calibri" w:cs="Calibri" w:eastAsia="Calibri" w:hAnsi="Calibri"/>
+                <w:color w:val="10232B"/>
+                <w:sz w:val="21"/>
+                <w:szCs w:val="21"/>
+              </w:rPr>
+              <w:t xml:space="preserve">Aparece como previsão, entra em custo e capacidade previstos, mas NÃO tira o horário de ninguém — outro estudo pode marcar por cima.</w:t>
+            </w:r>
+          </w:p>
+        </w:tc>
+      </w:tr>
+      <w:tr>
+        <w:tc>
+          <w:tcPr>
+            <w:tcW w:type="dxa" w:w="2600"/>
+            <w:tcMar>
+              <w:top w:type="dxa" w:w="90"/>
+              <w:left w:type="dxa" w:w="130"/>
+              <w:bottom w:type="dxa" w:w="90"/>
+              <w:right w:type="dxa" w:w="130"/>
+            </w:tcMar>
+          </w:tcPr>
+          <w:p>
+            <w:pPr>
+              <w:spacing w:line="264"/>
+            </w:pPr>
+            <w:r>
+              <w:rPr>
+                <w:rFonts w:ascii="Calibri" w:cs="Calibri" w:eastAsia="Calibri" w:hAnsi="Calibri"/>
+                <w:color w:val="10232B"/>
+                <w:sz w:val="21"/>
+                <w:szCs w:val="21"/>
+              </w:rPr>
+              <w:t xml:space="preserve">Estimativa, segurando até uma data</w:t>
+            </w:r>
+          </w:p>
+        </w:tc>
+        <w:tc>
+          <w:tcPr>
+            <w:tcW w:type="dxa" w:w="6760"/>
+            <w:tcMar>
+              <w:top w:type="dxa" w:w="90"/>
+              <w:left w:type="dxa" w:w="130"/>
+              <w:bottom w:type="dxa" w:w="90"/>
+              <w:right w:type="dxa" w:w="130"/>
+            </w:tcMar>
+          </w:tcPr>
+          <w:p>
+            <w:pPr>
+              <w:spacing w:line="264"/>
+            </w:pPr>
+            <w:r>
+              <w:rPr>
+                <w:rFonts w:ascii="Calibri" w:cs="Calibri" w:eastAsia="Calibri" w:hAnsi="Calibri"/>
+                <w:color w:val="10232B"/>
+                <w:sz w:val="21"/>
+                <w:szCs w:val="21"/>
+              </w:rPr>
+              <w:t xml:space="preserve">Tira o horário enquanto o prazo valer. Vencido o prazo, o horário volta sozinho para o pool, sem ninguém precisar lembrar de liberar.</w:t>
+            </w:r>
+          </w:p>
+        </w:tc>
+      </w:tr>
+    </w:tbl>
+    <w:p>
+      <w:pPr>
+        <w:spacing w:after="200" w:line="276"/>
+      </w:pPr>
+      <w:r>
+        <w:rPr>
+          <w:rFonts w:ascii="Calibri" w:cs="Calibri" w:eastAsia="Calibri" w:hAnsi="Calibri"/>
+          <w:b/>
+          <w:bCs/>
+          <w:color w:val="10232B"/>
+          <w:sz w:val="22"/>
+          <w:szCs w:val="22"/>
+        </w:rPr>
+        <w:t xml:space="preserve">Virou reserva. </w:t>
+      </w:r>
+      <w:r>
+        <w:rPr>
+          <w:rFonts w:ascii="Calibri" w:cs="Calibri" w:eastAsia="Calibri" w:hAnsi="Calibri"/>
+          <w:color w:val="10232B"/>
+          <w:sz w:val="22"/>
+          <w:szCs w:val="22"/>
+        </w:rPr>
+        <w:t xml:space="preserve">Quando o cliente aprova, o botão no cabeçalho do estudo troca o peso e reescreve as reservas futuras na mesma gravação. O que já aconteceu fica como estava: o passado aconteceu com o peso que tinha.</w:t>
+      </w:r>
     </w:p>
     <w:p>
       <w:pPr>
@@ -2444,7 +2788,7 @@
                 <w:sz w:val="21"/>
                 <w:szCs w:val="21"/>
               </w:rPr>
-              <w:t xml:space="preserve">Onde você aterrissa. Mostra o dia, os alertas e o que exige ação.</w:t>
+              <w:t xml:space="preserve">Só pendência: o que espera a sua resposta, o que já está errado e o que vira problema se ninguém olhar. Ocupação não fica aqui — fica no Cronograma.</w:t>
             </w:r>
           </w:p>
         </w:tc>
@@ -2496,7 +2840,7 @@
                 <w:sz w:val="21"/>
                 <w:szCs w:val="21"/>
               </w:rPr>
-              <w:t xml:space="preserve">Cadastrar, montar a visita atividade por atividade, acompanhar e negociar equipe. É o centro do sistema.</w:t>
+              <w:t xml:space="preserve">Cadastrar (reserva ou estimativa), montar a visita atividade por atividade, acompanhar e negociar equipe. É o centro do sistema.</w:t>
             </w:r>
           </w:p>
         </w:tc>
@@ -2575,7 +2919,7 @@
                 <w:sz w:val="21"/>
                 <w:szCs w:val="21"/>
               </w:rPr>
-              <w:t xml:space="preserve">Estimativas</w:t>
+              <w:t xml:space="preserve">Calendário</w:t>
             </w:r>
           </w:p>
         </w:tc>
@@ -2600,7 +2944,7 @@
                 <w:sz w:val="21"/>
                 <w:szCs w:val="21"/>
               </w:rPr>
-              <w:t xml:space="preserve">Orçamento antes de virar estudo. Dá para segurar recursos por um prazo e converter depois.</w:t>
+              <w:t xml:space="preserve">Férias, folgas, feriados e manutenção do ano. Clicar num dia abre o dia: quem falta e tudo que está marcado, sala por sala.</w:t>
             </w:r>
           </w:p>
         </w:tc>
@@ -2627,7 +2971,7 @@
                 <w:sz w:val="21"/>
                 <w:szCs w:val="21"/>
               </w:rPr>
-              <w:t xml:space="preserve">Calendário</w:t>
+              <w:t xml:space="preserve">Treinamentos</w:t>
             </w:r>
           </w:p>
         </w:tc>
@@ -2652,7 +2996,7 @@
                 <w:sz w:val="21"/>
                 <w:szCs w:val="21"/>
               </w:rPr>
-              <w:t xml:space="preserve">Férias, folgas, feriados, eventos e manutenção do ano.</w:t>
+              <w:t xml:space="preserve">Pedidos de treinamento e agendamento das aulas. Concluir a aula sobe o nível da pessoa.</w:t>
             </w:r>
           </w:p>
         </w:tc>
@@ -2679,7 +3023,7 @@
                 <w:sz w:val="21"/>
                 <w:szCs w:val="21"/>
               </w:rPr>
-              <w:t xml:space="preserve">Treinamentos</w:t>
+              <w:t xml:space="preserve">Horas Extras</w:t>
             </w:r>
           </w:p>
         </w:tc>
@@ -2704,7 +3048,7 @@
                 <w:sz w:val="21"/>
                 <w:szCs w:val="21"/>
               </w:rPr>
-              <w:t xml:space="preserve">Pedidos de treinamento e agendamento das aulas. Concluir a aula sobe o nível da pessoa.</w:t>
+              <w:t xml:space="preserve">Pedido, resposta da pessoa e aprovação da gestão.</w:t>
             </w:r>
           </w:p>
         </w:tc>
@@ -2731,7 +3075,7 @@
                 <w:sz w:val="21"/>
                 <w:szCs w:val="21"/>
               </w:rPr>
-              <w:t xml:space="preserve">Horas Extras</w:t>
+              <w:t xml:space="preserve">Meu dia</w:t>
             </w:r>
           </w:p>
         </w:tc>
@@ -2756,7 +3100,7 @@
                 <w:sz w:val="21"/>
                 <w:szCs w:val="21"/>
               </w:rPr>
-              <w:t xml:space="preserve">Pedido, resposta da pessoa e aprovação da gestão.</w:t>
+              <w:t xml:space="preserve">A agenda pessoal de quem está logado, com iniciar e finalizar.</w:t>
             </w:r>
           </w:p>
         </w:tc>
@@ -2783,7 +3127,7 @@
                 <w:sz w:val="21"/>
                 <w:szCs w:val="21"/>
               </w:rPr>
-              <w:t xml:space="preserve">Meu dia</w:t>
+              <w:t xml:space="preserve">Indicadores</w:t>
             </w:r>
           </w:p>
         </w:tc>
@@ -2808,7 +3152,7 @@
                 <w:sz w:val="21"/>
                 <w:szCs w:val="21"/>
               </w:rPr>
-              <w:t xml:space="preserve">A agenda pessoal de quem está logado, com iniciar e finalizar.</w:t>
+              <w:t xml:space="preserve">Custo e conversão, mais o que dá para mudar amanhã: ocupação por sala, carga por pessoa, onde a escala trava e aderência ao protocolo.</w:t>
             </w:r>
           </w:p>
         </w:tc>
@@ -2835,7 +3179,7 @@
                 <w:sz w:val="21"/>
                 <w:szCs w:val="21"/>
               </w:rPr>
-              <w:t xml:space="preserve">Indicadores</w:t>
+              <w:t xml:space="preserve">Configurações</w:t>
             </w:r>
           </w:p>
         </w:tc>
@@ -2860,7 +3204,7 @@
                 <w:sz w:val="21"/>
                 <w:szCs w:val="21"/>
               </w:rPr>
-              <w:t xml:space="preserve">Custo, ocupação, perdas por cancelamento e conversão de estimativas.</w:t>
+              <w:t xml:space="preserve">Cadastro, calibração, estoque, custos, horários, usuários e permissões — com um diagnóstico do que ainda falta configurar.</w:t>
             </w:r>
           </w:p>
         </w:tc>
@@ -2887,7 +3231,7 @@
                 <w:sz w:val="21"/>
                 <w:szCs w:val="21"/>
               </w:rPr>
-              <w:t xml:space="preserve">Configurações</w:t>
+              <w:t xml:space="preserve">Histórico</w:t>
             </w:r>
           </w:p>
         </w:tc>
@@ -2912,59 +3256,7 @@
                 <w:sz w:val="21"/>
                 <w:szCs w:val="21"/>
               </w:rPr>
-              <w:t xml:space="preserve">Cadastro, calibração, estoque, custos, horários, usuários e permissões.</w:t>
-            </w:r>
-          </w:p>
-        </w:tc>
-      </w:tr>
-      <w:tr>
-        <w:tc>
-          <w:tcPr>
-            <w:tcW w:type="dxa" w:w="2200"/>
-            <w:tcMar>
-              <w:top w:type="dxa" w:w="90"/>
-              <w:left w:type="dxa" w:w="130"/>
-              <w:bottom w:type="dxa" w:w="90"/>
-              <w:right w:type="dxa" w:w="130"/>
-            </w:tcMar>
-          </w:tcPr>
-          <w:p>
-            <w:pPr>
-              <w:spacing w:line="264"/>
-            </w:pPr>
-            <w:r>
-              <w:rPr>
-                <w:rFonts w:ascii="Calibri" w:cs="Calibri" w:eastAsia="Calibri" w:hAnsi="Calibri"/>
-                <w:color w:val="10232B"/>
-                <w:sz w:val="21"/>
-                <w:szCs w:val="21"/>
-              </w:rPr>
-              <w:t xml:space="preserve">Histórico</w:t>
-            </w:r>
-          </w:p>
-        </w:tc>
-        <w:tc>
-          <w:tcPr>
-            <w:tcW w:type="dxa" w:w="7160"/>
-            <w:tcMar>
-              <w:top w:type="dxa" w:w="90"/>
-              <w:left w:type="dxa" w:w="130"/>
-              <w:bottom w:type="dxa" w:w="90"/>
-              <w:right w:type="dxa" w:w="130"/>
-            </w:tcMar>
-          </w:tcPr>
-          <w:p>
-            <w:pPr>
-              <w:spacing w:line="264"/>
-            </w:pPr>
-            <w:r>
-              <w:rPr>
-                <w:rFonts w:ascii="Calibri" w:cs="Calibri" w:eastAsia="Calibri" w:hAnsi="Calibri"/>
-                <w:color w:val="10232B"/>
-                <w:sz w:val="21"/>
-                <w:szCs w:val="21"/>
-              </w:rPr>
-              <w:t xml:space="preserve">Quem mexeu em quê e quando.</w:t>
+              <w:t xml:space="preserve">Cada alteração: o que mudou, em qual registro, de que valor para qual, quem fez, quando e — quando existe — por quê.</w:t>
             </w:r>
           </w:p>
         </w:tc>
@@ -3774,7 +4066,7 @@
                 <w:sz w:val="21"/>
                 <w:szCs w:val="21"/>
               </w:rPr>
-              <w:t xml:space="preserve">Indicadores, Estimativas, Configurações, Cadastro e aprovações</w:t>
+              <w:t xml:space="preserve">Indicadores, Configurações, Cadastro e aprovações</w:t>
             </w:r>
           </w:p>
         </w:tc>
@@ -3826,7 +4118,7 @@
                 <w:sz w:val="21"/>
                 <w:szCs w:val="21"/>
               </w:rPr>
-              <w:t xml:space="preserve">Estudos, Estimativas e Cronograma</w:t>
+              <w:t xml:space="preserve">Estudos e Cronograma</w:t>
             </w:r>
           </w:p>
         </w:tc>
@@ -3980,7 +4272,7 @@
           <w:sz w:val="20"/>
           <w:szCs w:val="20"/>
         </w:rPr>
-        <w:t xml:space="preserve">Versão 3.4 · a versão aparece na tela de login e na barra lateral. Se o que você está vendo não bate com este manual, confira ali primeiro: quase sempre é uma cópia antiga do arquivo.</w:t>
+        <w:t xml:space="preserve">Versão 3.5 · a versão aparece na tela de login e na barra lateral. Se o que você está vendo não bate com este manual, confira ali primeiro: quase sempre é uma cópia antiga do arquivo.</w:t>
       </w:r>
     </w:p>
     <w:sectPr>
